--- a/CRMEB 开源商城系统（Java版）安装必读.docx
+++ b/CRMEB 开源商城系统（Java版）安装必读.docx
@@ -301,7 +301,18 @@
           <w:bCs/>
           <w:lang w:val="en-US" w:eastAsia="zh-CN"/>
         </w:rPr>
-        <w:t>CRMEB开源商城系统接口文档、功能清单、高清UI设计图、思维脑图</w:t>
+        <w:t>CRMEB开源商城系统接口文档、功能清单</w:t>
+      </w:r>
+      <w:bookmarkStart w:id="0" w:name="_GoBack"/>
+      <w:bookmarkEnd w:id="0"/>
+      <w:r>
+        <w:rPr>
+          <w:rFonts w:hint="eastAsia" w:ascii="微软雅黑" w:hAnsi="微软雅黑" w:eastAsia="微软雅黑" w:cs="微软雅黑"/>
+          <w:b/>
+          <w:bCs/>
+          <w:lang w:val="en-US" w:eastAsia="zh-CN"/>
+        </w:rPr>
+        <w:t>、思维脑图</w:t>
       </w:r>
       <w:r>
         <w:rPr>
@@ -448,7 +459,7 @@
           <w:bCs/>
           <w:lang w:val="en-US" w:eastAsia="zh-CN"/>
         </w:rPr>
-        <w:t>CRMEB开源商城系统接口文档、功能清单、高清UI设计图、思维脑图！</w:t>
+        <w:t>CRMEB开源商城系统接口文档、功能清单、思维脑图！</w:t>
       </w:r>
       <w:r>
         <w:rPr>
@@ -1294,8 +1305,6 @@
           <w:lang w:val="en-US" w:eastAsia="zh-CN"/>
         </w:rPr>
       </w:pPr>
-      <w:bookmarkStart w:id="0" w:name="_GoBack"/>
-      <w:bookmarkEnd w:id="0"/>
     </w:p>
     <w:p>
       <w:pPr>
